--- a/email/output_docx/cochair/Invitation IUMRS-ICEM2026_Symp11_Co-chair_Phatthamon Kongkhambut.docx
+++ b/email/output_docx/cochair/Invitation IUMRS-ICEM2026_Symp11_Co-chair_Phatthamon Kongkhambut.docx
@@ -338,6 +338,7 @@
     </w:p>
     <w:p>
       <w:pPr>
+        <w:spacing w:line="276" w:lineRule="auto"/>
         <w:ind w:firstLine="720"/>
         <w:jc w:val="both"/>
         <w:rPr>

--- a/email/output_docx/cochair/Invitation IUMRS-ICEM2026_Symp11_Co-chair_Phatthamon Kongkhambut.docx
+++ b/email/output_docx/cochair/Invitation IUMRS-ICEM2026_Symp11_Co-chair_Phatthamon Kongkhambut.docx
@@ -297,8 +297,6 @@
           <w:szCs w:val="24"/>
         </w:rPr>
         <w:t xml:space="preserve">Dr. Phatthamon Kongkhambut</w:t>
-        <w:br/>
-        <w:t xml:space="preserve"/>
       </w:r>
       <w:r>
         <w:rPr>
